--- a/paper/Terrainformer_MDPI/Response_to_Reviewer_1.docx
+++ b/paper/Terrainformer_MDPI/Response_to_Reviewer_1.docx
@@ -23,7 +23,7 @@
     <w:p>
       <w:r>
         <w:rPr/>
-        <w:t xml:space="preserve">Thank you very much for taking the time to review this manuscript and for the detailed, constructive feedback. We particularly appreciate the reviewer's emphasis on figure clarity, the need for hardware-specific real-time numbers, and the gap left by offline-only evaluation. We have addressed every specific comment with concrete revisions and, where in-situ experiments are not yet available, have added an explicit Limitations subsection that makes the offline-only scope transparent and outlines a two-stage in-situ evaluation plan. All revisions are highlighted in the re-submitted manuscript; the page/section/line pointers below refer to the revised version.</w:t>
+        <w:t xml:space="preserve">Thank you very much for taking the time to review this manuscript and for the detailed, constructive feedback. We particularly appreciate the reviewer's emphasis on figure clarity, the need for hardware-specific real-time numbers, and the gap left by offline-only evaluation. We have addressed every specific comment with concrete revisions and, where in-situ experiments are not yet available, have added an explicit Limitations subsection that makes the offline-only scope transparent and outlines a two-stage in-situ evaluation plan. All revisions are highlighted in the re-submitted manuscript; the page/section/line pointers below refer to the revised version. Note that since this response was originally drafted, two further reviewers' requests have added a new Section 2.5 ("Position of TerrainFormer in the Literature") and a new Section 6 ("Ablation Studies"); as a consequence, figures and tables have been renumbered, the Discussion section is now Section 7, and the Limitations subsection is now numbered within Section 7. The section/figure/table pointers below reflect the current numbering.</w:t>
       </w:r>
     </w:p>
     <w:p>
@@ -115,7 +115,7 @@
           <w:p>
             <w:r>
               <w:rPr/>
-              <w:t xml:space="preserve">Yes — no change requested; one outstanding bibliography TODO (LidarDustX citation) has been flagged for completion before final submission.</w:t>
+              <w:t xml:space="preserve">Yes — no change requested; the formal LidarDustX ICRA-2025 citation has since been added in the revised bibliography.</w:t>
             </w:r>
           </w:p>
         </w:tc>
@@ -139,7 +139,17 @@
           <w:p>
             <w:r>
               <w:rPr/>
-              <w:t xml:space="preserve">Can be improved → addressed by adding an explicit Limitations subsection (Section 6, "Limitations and In-Situ Evaluation") that documents the offline-only scope of the current study and lays out a two-stage in-situ evaluation plan.</w:t>
+              <w:t xml:space="preserve">Can be improved → addressed by adding an explicit Limitations subsection ("Simulation-Based Evaluation and Limitations" within Section 7, label </w:t>
+            </w:r>
+            <w:r>
+              <w:rPr>
+                <w:rFonts w:ascii="Consolas" w:hAnsi="Consolas"/>
+              </w:rPr>
+              <w:t xml:space="preserve">sec:limitations</w:t>
+            </w:r>
+            <w:r>
+              <w:rPr/>
+              <w:t xml:space="preserve">) that documents the offline-only scope of the current study and lays out a two-stage in-situ evaluation plan.</w:t>
             </w:r>
           </w:p>
         </w:tc>
@@ -187,7 +197,7 @@
           <w:p>
             <w:r>
               <w:rPr/>
-              <w:t xml:space="preserve">Can be improved → addressed by (a) reorganising the Datasets subsection so all three datasets are introduced before the cross-dataset paradigm is described, (b) adding a dataset-assignment table, (c) referencing a new training-loss curve figure, and (d) splitting Figure 1 into one high-level diagram plus three component-level diagrams.</w:t>
+              <w:t xml:space="preserve">Can be improved → addressed by (a) reorganising the Datasets subsection so all three datasets are introduced before the cross-dataset paradigm is described, (b) adding a dataset-assignment table (Table 5), (c) referencing a new training-loss curve figure (Fig. 7), and (d) splitting the original Figure 1 into one high-level diagram (now Fig. 2) plus three component-level diagrams (Figs. 3, 4, 5).</w:t>
             </w:r>
           </w:p>
         </w:tc>
@@ -283,13 +293,13 @@
       </w:r>
       <w:r>
         <w:rPr/>
-        <w:t xml:space="preserve"> tool) in which trained TerrainFormer is fed RELLIS-3D LiDAR frames at the native 10 Hz sensor rate and produces actions in real time, with the BEV point cloud, world-model traversability map, decision card, action-probability bar chart, and latency/FPS panel all rendered live. The UDP decision-publishing interface (Section 6.X) is exercised during this simulation, exactly as it would be on the physical platform. A </w:t>
-      </w:r>
-      <w:r>
-        <w:rPr>
-          <w:b/>
-        </w:rPr>
-        <w:t xml:space="preserve">screenshot of this simulation interface is now included as Figure 7</w:t>
+        <w:t xml:space="preserve"> tool) in which trained TerrainFormer is fed RELLIS-3D LiDAR frames at the native 10 Hz sensor rate and produces actions in real time, with the BEV point cloud, world-model traversability map, decision card, action-probability bar chart, and latency/FPS panel all rendered live. The UDP decision-publishing interface (Section 7, "Real-Time Inference and External Integration" subsection) is exercised during this simulation, exactly as it would be on the physical platform. A </w:t>
+      </w:r>
+      <w:r>
+        <w:rPr>
+          <w:b/>
+        </w:rPr>
+        <w:t xml:space="preserve">screenshot of this simulation interface is included as Figure 11</w:t>
       </w:r>
       <w:r>
         <w:rPr/>
@@ -309,17 +319,27 @@
     <w:p>
       <w:r>
         <w:rPr/>
-        <w:t xml:space="preserve">To make this scope explicit, the previous "Limitations and In-Situ Evaluation" subsection has been retitled and rewritten as </w:t>
-      </w:r>
-      <w:r>
-        <w:rPr>
-          <w:b/>
-        </w:rPr>
-        <w:t xml:space="preserve">Section 6.X "Simulation-Based Evaluation and Limitations"</w:t>
-      </w:r>
-      <w:r>
-        <w:rPr/>
-        <w:t xml:space="preserve">. It now has three parts: (a) a description of the simulation environment (with the screenshot), (b) an honest statement of what simulation does </w:t>
+        <w:t xml:space="preserve">To make this scope explicit, the previous "Limitations and In-Situ Evaluation" subsection has been retitled and rewritten as the </w:t>
+      </w:r>
+      <w:r>
+        <w:rPr>
+          <w:b/>
+        </w:rPr>
+        <w:t xml:space="preserve">"Simulation-Based Evaluation and Limitations" subsection of Section 7</w:t>
+      </w:r>
+      <w:r>
+        <w:rPr/>
+        <w:t xml:space="preserve"> (label </w:t>
+      </w:r>
+      <w:r>
+        <w:rPr>
+          <w:rFonts w:ascii="Consolas" w:hAnsi="Consolas"/>
+        </w:rPr>
+        <w:t xml:space="preserve">sec:limitations</w:t>
+      </w:r>
+      <w:r>
+        <w:rPr/>
+        <w:t xml:space="preserve">). It now has three parts: (a) a description of the simulation environment (with the screenshot), (b) an honest statement of what simulation does </w:t>
       </w:r>
       <w:r>
         <w:rPr>
@@ -335,7 +355,7 @@
     <w:p>
       <w:r>
         <w:rPr/>
-        <w:t xml:space="preserve">Inserted text (Section 6.X, Simulation environment):</w:t>
+        <w:t xml:space="preserve">Inserted text (Section 7, Simulation environment paragraph):</w:t>
       </w:r>
     </w:p>
     <w:p>
@@ -355,13 +375,13 @@
       </w:r>
       <w:r>
         <w:rPr/>
-        <w:t xml:space="preserve"> environment used for development and shown in Fig. 7. The simulator streams RELLIS-3D LiDAR frames into the trained model at the native 10 Hz rate of the OS1-64 sensor and renders, side by side: the bird's-eye-view point cloud (height-coloured) with the ego vehicle marker, the predicted traversability map produced by the world model, the decision-transformer action card (predicted action name, confidence bar, ground-truth match indicator), and a horizontal bar chart of the per-action probability vector. The interface publishes each decision over UDP at the same frequency, exactly mirroring the deployment-ready interface described in Section 6.X. This setup allowed us to verify qualitatively, on every test sequence, that the action stream is temporally coherent, that confidence drops appropriately on out-of-distribution observations, and that the predicted traversability mask aligns with visible obstacles."</w:t>
-      </w:r>
-    </w:p>
-    <w:p>
-      <w:r>
-        <w:rPr/>
-        <w:t xml:space="preserve">Inserted text (Section 6.X, What simulation does </w:t>
+        <w:t xml:space="preserve"> environment used for development and shown in Fig. 11. The simulator streams RELLIS-3D LiDAR frames into the trained model at the native 10 Hz rate of the OS1-64 sensor and renders, side by side: the bird's-eye-view point cloud (height-coloured) with the ego vehicle marker, the predicted traversability map produced by the world model, the decision-transformer action card (predicted action name, confidence bar, ground-truth match indicator), and a horizontal bar chart of the per-action probability vector. The interface publishes each decision over UDP at the same frequency, exactly mirroring the deployment-ready interface described elsewhere in Section 7. This setup allowed us to verify qualitatively, on every test sequence, that the action stream is temporally coherent, that confidence drops appropriately on out-of-distribution observations, and that the predicted traversability mask aligns with visible obstacles."</w:t>
+      </w:r>
+    </w:p>
+    <w:p>
+      <w:r>
+        <w:rPr/>
+        <w:t xml:space="preserve">Inserted text (Section 7, "What simulation does </w:t>
       </w:r>
       <w:r>
         <w:rPr>
@@ -371,7 +391,7 @@
       </w:r>
       <w:r>
         <w:rPr/>
-        <w:t xml:space="preserve"> cover):</w:t>
+        <w:t xml:space="preserve"> cover" paragraph):</w:t>
       </w:r>
     </w:p>
     <w:p>
@@ -405,7 +425,7 @@
       </w:r>
       <w:r>
         <w:rPr/>
-        <w:t xml:space="preserve"> Agree. Figure clarity has been addressed both at the level of Figure 1 (see Comment 1 below) and through the addition of three new component-level diagrams (Figs. 2, 3, 4 — encoder, world model, decision transformer — placeholders inserted at the appropriate subsections with detailed drawing instructions for the typesetter). Real-time performance characteristics have been expanded into a four-part subsection (Section 6.X "Real-Time Inference and External Integration") covering per-component latency, throughput and timing budget, latency stability (jitter), and host-resource utilisation. See also Response 3 below.</w:t>
+        <w:t xml:space="preserve"> Agree. Figure clarity has been addressed both at the level of the original Figure 1 (the architecture overview, now Fig. 2 — see Comment 1 below) and through the addition of three new component-level diagrams (Figs. 3, 4, 5 — encoder, world model, decision transformer — placeholders inserted at the appropriate subsections with detailed drawing instructions for the typesetter). Real-time performance characteristics have been expanded into a four-part subsection ("Real-Time Inference and External Integration" within Section 7) covering per-component latency, throughput and timing budget, latency stability (jitter), and host-resource utilisation. See also Response 3 below.</w:t>
       </w:r>
     </w:p>
     <w:p>
@@ -438,7 +458,7 @@
       </w:r>
       <w:r>
         <w:rPr/>
-        <w:t xml:space="preserve"> Agree. We have restructured the figure layout as recommended. Figure 1 is now a </w:t>
+        <w:t xml:space="preserve"> Agree. We have restructured the figure layout as recommended. The architecture overview that was originally Figure 1 (and is now Figure 2 due to the technology-tree taxonomy taking the Fig. 1 slot in the revised Section 2.5) is now a </w:t>
       </w:r>
       <w:r>
         <w:rPr>
@@ -463,7 +483,7 @@
         <w:rPr>
           <w:b/>
         </w:rPr>
-        <w:t xml:space="preserve">Figure 2 (</w:t>
+        <w:t xml:space="preserve">Figure 3 (</w:t>
       </w:r>
       <w:r>
         <w:rPr>
@@ -495,7 +515,7 @@
         <w:rPr>
           <w:b/>
         </w:rPr>
-        <w:t xml:space="preserve">Figure 3 (</w:t>
+        <w:t xml:space="preserve">Figure 4 (</w:t>
       </w:r>
       <w:r>
         <w:rPr>
@@ -527,7 +547,7 @@
         <w:rPr>
           <w:b/>
         </w:rPr>
-        <w:t xml:space="preserve">Figure 4 (</w:t>
+        <w:t xml:space="preserve">Figure 5 (</w:t>
       </w:r>
       <w:r>
         <w:rPr>
@@ -550,7 +570,7 @@
     <w:p>
       <w:r>
         <w:rPr/>
-        <w:t xml:space="preserve">Each new figure currently appears as a labelled placeholder with detailed drawing instructions; the final vector artwork will be supplied in the camera-ready submission.</w:t>
+        <w:t xml:space="preserve">Each new figure was supplied as a TikZ-rendered PNG (the standalone TikZ sources are also kept in the repository).</w:t>
       </w:r>
     </w:p>
     <w:p>
@@ -566,7 +586,7 @@
       </w:pPr>
       <w:r>
         <w:rPr/>
-        <w:t xml:space="preserve">"Fig. 1 gives the high-level dataflow at a glance: a point cloud (top) is encoded into a BEV feature map, compressed by the world model into 64 latent tokens, and finally consumed by the decision transformer to produce action chunks. To keep the high-level view readable, Fig. 1 deliberately omits internal block details; expanded views of each component are provided in subsequent figures referenced from the relevant subsections: the PointPillars encoder in Fig. 2 (Section 3.1), the world-model internals in Fig. 3 (Section 3.2), and the decision-transformer token layout in Fig. 4 (Section 3.3). The remainder of this section walks through the components in pipeline order, with each subsection describing one block of Fig. 1."</w:t>
+        <w:t xml:space="preserve">"Fig. 2 gives the high-level dataflow at a glance: a point cloud (top) is encoded into a BEV feature map, compressed by the world model into 64 latent tokens, and finally consumed by the decision transformer to produce action chunks. To keep the high-level view readable, Fig. 2 deliberately omits internal block details; expanded views of each component are provided in subsequent figures referenced from the relevant subsections: the PointPillars encoder in Fig. 3 (Section 3.1), the world-model internals in Fig. 4 (Section 3.2), and the decision-transformer token layout in Fig. 5 (Section 3.3). The remainder of this section walks through the components in pipeline order, with each subsection describing one block of Fig. 2."</w:t>
       </w:r>
     </w:p>
     <w:p>
@@ -590,7 +610,7 @@
       </w:r>
       <w:r>
         <w:rPr/>
-        <w:t xml:space="preserve"> Agree. The simplified Figure 1 caption (see Response 1) and the new connecting paragraph at the top of Section 3 (quoted in Response 1) explicitly tie each subsection to a specific block of the figure. Within each subsection (3.1, 3.2, 3.3), we have added a one-sentence pointer to the corresponding component-level figure (Figs. 2–4), so that the reader always knows which figure expands the block being discussed.</w:t>
+        <w:t xml:space="preserve"> Agree. The simplified caption of the architecture-overview figure (now Fig. 2 — see Response 1) and the new connecting paragraph at the top of Section 3 (quoted in Response 1) explicitly tie each subsection to a specific block of the figure. Within each subsection (3.1, 3.2, 3.3), we have added a one-sentence pointer to the corresponding component-level figure (Figs. 3–5), so that the reader always knows which figure expands the block being discussed.</w:t>
       </w:r>
     </w:p>
     <w:p>
@@ -614,7 +634,7 @@
       </w:r>
       <w:r>
         <w:rPr/>
-        <w:t xml:space="preserve"> Agree. Section 6.X "Real-Time Inference and External Integration" has been expanded from a single paragraph into a four-part discussion:</w:t>
+        <w:t xml:space="preserve"> Agree. The "Real-Time Inference and External Integration" subsection of Section 7 has been expanded from a single paragraph into a four-part discussion:</w:t>
       </w:r>
     </w:p>
     <w:p>
@@ -630,7 +650,7 @@
     <w:p>
       <w:r>
         <w:rPr/>
-        <w:t xml:space="preserve">The four paragraphs report (i) per-component mean latency over 1,000 inference passes with σ&lt;0.4 ms (Table 4), (ii) ≈50 FPS end-to-end with 5× headroom over the 10 Hz LiDAR rate, (iii) jitter sources (the encoder's pillar-occupancy dependence is the dominant variability term), and (iv) deployment characteristics (batch size 1, no temporal batching delay, UDP overhead &lt;0.1 ms).</w:t>
+        <w:t xml:space="preserve">The four paragraphs report (i) per-component mean latency over 1,000 inference passes with σ&lt;0.4 ms (Table 10), (ii) ≈50 FPS end-to-end with 5× headroom over the 10 Hz LiDAR rate, (iii) jitter sources (the encoder's pillar-occupancy dependence is the dominant variability term), and (iv) deployment characteristics (batch size 1, no temporal batching delay, UDP overhead &lt;0.1 ms).</w:t>
       </w:r>
     </w:p>
     <w:p>
@@ -726,7 +746,7 @@
     <w:p>
       <w:r>
         <w:rPr/>
-        <w:t xml:space="preserve">The new Figure 2 (encoder diagram) also visually distinguishes the per-point MLP stage from the per-pillar max-pool stage.</w:t>
+        <w:t xml:space="preserve">The new Figure 3 (encoder diagram) also visually distinguishes the per-point MLP stage from the per-pillar max-pool stage.</w:t>
       </w:r>
     </w:p>
     <w:p>
@@ -750,7 +770,7 @@
       </w:r>
       <w:r>
         <w:rPr/>
-        <w:t xml:space="preserve"> Agree. Figure 2 (</w:t>
+        <w:t xml:space="preserve"> Agree. Figure 3 (</w:t>
       </w:r>
       <w:r>
         <w:rPr>
@@ -760,7 +780,7 @@
       </w:r>
       <w:r>
         <w:rPr/>
-        <w:t xml:space="preserve">) has been inserted at the end of Section 3.1, with a placeholder showing the intended block layout: raw points → pillarisation → per-point feature augmentation → per-point MLP → per-pillar max-pool → scatter-to-BEV → 2D-conv backbone → output BEV (64 × 256 × 256). Drawing instructions for the final vector figure are embedded in the TeX source.</w:t>
+        <w:t xml:space="preserve">) has been inserted at the end of Section 3.1. It shows the intended block layout: raw points → pillarisation → per-point feature augmentation → per-point MLP → per-pillar max-pool → scatter-to-BEV → 2D-conv backbone → output BEV (64 × 256 × 256). The figure is supplied as a PNG rendered from a TikZ standalone source kept in the repository.</w:t>
       </w:r>
     </w:p>
     <w:p>
@@ -800,7 +820,7 @@
     <w:p>
       <w:r>
         <w:rPr/>
-        <w:t xml:space="preserve">The same hardware is referenced in the "Hardware and reproducibility" paragraph in Section 4.4 (Training Details) and in the Table 1 caption, so the reader sees a single, consistent hardware description for both training time and inference latency.</w:t>
+        <w:t xml:space="preserve">The same hardware is referenced in the "Hardware and reproducibility" paragraph in Section 4.4 (Training Details) and in the Table 10 caption, so the reader sees a single, consistent hardware description for both training time and inference latency.</w:t>
       </w:r>
     </w:p>
     <w:p>
@@ -834,7 +854,7 @@
       </w:r>
       <w:r>
         <w:rPr/>
-        <w:t xml:space="preserve"> the dominant factor:</w:t>
+        <w:t xml:space="preserve"> the dominant factor. Note: the encoder-comparison table that the reviewer referred to as "Table 1" is now Table 3 due to the addition of the two methodology-comparison tables in Section 2.5.</w:t>
       </w:r>
     </w:p>
     <w:p>
@@ -913,7 +933,7 @@
         <w:rPr>
           <w:b/>
         </w:rPr>
-        <w:t xml:space="preserve">Figure 3 (</w:t>
+        <w:t xml:space="preserve">Figure 4 (</w:t>
       </w:r>
       <w:r>
         <w:rPr>
@@ -945,7 +965,7 @@
         <w:rPr>
           <w:b/>
         </w:rPr>
-        <w:t xml:space="preserve">Figure 4 (</w:t>
+        <w:t xml:space="preserve">Figure 5 (</w:t>
       </w:r>
       <w:r>
         <w:rPr>
@@ -978,7 +998,7 @@
     <w:p>
       <w:r>
         <w:rPr/>
-        <w:t xml:space="preserve">Both figures currently appear as labelled placeholders with explicit drawing instructions for the typesetter; the final vector artwork will accompany the camera-ready version.</w:t>
+        <w:t xml:space="preserve">Both figures are PNGs rendered from TikZ standalone sources in the repository.</w:t>
       </w:r>
     </w:p>
     <w:p>
@@ -1082,7 +1102,7 @@
         <w:rPr>
           <w:b/>
         </w:rPr>
-        <w:t xml:space="preserve">Table 2</w:t>
+        <w:t xml:space="preserve">Table 5</w:t>
       </w:r>
       <w:r>
         <w:rPr/>
@@ -1142,7 +1162,17 @@
       </w:r>
       <w:r>
         <w:rPr/>
-        <w:t xml:space="preserve">) has been added at the top of Section 4.1, presented as a 1×3 BEV grid showing representative LiDAR scans coloured by height: (a) RELLIS-3D (vegetation/off-road), (b) LidarDustX (dusty construction), (c) GOOSE-3D (mixed European outdoor). This figure currently appears as a placeholder with explicit composition instructions; the final BEV renderings will be supplied with the camera-ready version.</w:t>
+        <w:t xml:space="preserve">, now Fig. 6) has been added at the top of Section 4.1, presented as a 1×3 BEV grid showing representative LiDAR scans coloured by height: (a) RELLIS-3D (vegetation/off-road), (b) LidarDustX (dusty construction), (c) GOOSE-3D (mixed European outdoor). The figure was generated from one frame of each dataset by </w:t>
+      </w:r>
+      <w:r>
+        <w:rPr>
+          <w:rFonts w:ascii="Consolas" w:hAnsi="Consolas"/>
+        </w:rPr>
+        <w:t xml:space="preserve">scripts/plot_dataset_examples.py</w:t>
+      </w:r>
+      <w:r>
+        <w:rPr/>
+        <w:t xml:space="preserve"> (committed to the repository) at 200 DPI.</w:t>
       </w:r>
     </w:p>
     <w:p>
@@ -1182,13 +1212,13 @@
       </w:r>
       <w:r>
         <w:rPr/>
-        <w:t xml:space="preserve">) has been added to Section 4.4 as a two-panel plot — (left) Phase 1 world-model total train/val loss vs. epoch, (right) Phase 2 decision-transformer focal loss and action accuracy vs. epoch. The figure currently appears as a placeholder; the underlying training logs are stored under </w:t>
-      </w:r>
-      <w:r>
-        <w:rPr>
-          <w:rFonts w:ascii="Consolas" w:hAnsi="Consolas"/>
-        </w:rPr>
-        <w:t xml:space="preserve">outputs/world_model_pretrain/</w:t>
+        <w:t xml:space="preserve">, now Fig. 7) has been added to Section 4.4 as a two-panel plot — (left) Phase 1 world-model total train/val loss vs. epoch, (right) Phase 2 decision-transformer focal loss and action accuracy vs. epoch. The figure is generated from </w:t>
+      </w:r>
+      <w:r>
+        <w:rPr>
+          <w:rFonts w:ascii="Consolas" w:hAnsi="Consolas"/>
+        </w:rPr>
+        <w:t xml:space="preserve">outputs/world_model_pretrain/metrics.csv</w:t>
       </w:r>
       <w:r>
         <w:rPr/>
@@ -1198,17 +1228,47 @@
         <w:rPr>
           <w:rFonts w:ascii="Consolas" w:hAnsi="Consolas"/>
         </w:rPr>
-        <w:t xml:space="preserve">outputs/decision_train/</w:t>
-      </w:r>
-      <w:r>
-        <w:rPr/>
-        <w:t xml:space="preserve">, and the final plot will be regenerated from the per-step wandb/TensorBoard records for the camera-ready submission.</w:t>
-      </w:r>
-    </w:p>
-    <w:p>
-      <w:r>
-        <w:rPr/>
-        <w:t xml:space="preserve">After re-examining the saved checkpoint metadata while preparing this revision, we also corrected the surrounding text. The Phase 1 world model converges at epoch 20 (best validation loss 0.3423), consistent with the previous statement. For Phase 2, the previous text claimed the decision transformer "plateaus by epoch 30"; the checkpoint metadata (</w:t>
+        <w:t xml:space="preserve">outputs/decision_train/metrics.csv</w:t>
+      </w:r>
+      <w:r>
+        <w:rPr/>
+        <w:t xml:space="preserve"> by </w:t>
+      </w:r>
+      <w:r>
+        <w:rPr>
+          <w:rFonts w:ascii="Consolas" w:hAnsi="Consolas"/>
+        </w:rPr>
+        <w:t xml:space="preserve">scripts/plot_training_curves.py</w:t>
+      </w:r>
+      <w:r>
+        <w:rPr/>
+        <w:t xml:space="preserve"> (committed to the repository); the per-epoch CSVs are written automatically by the patched trainers (</w:t>
+      </w:r>
+      <w:r>
+        <w:rPr>
+          <w:rFonts w:ascii="Consolas" w:hAnsi="Consolas"/>
+        </w:rPr>
+        <w:t xml:space="preserve">MetricsLogger</w:t>
+      </w:r>
+      <w:r>
+        <w:rPr/>
+        <w:t xml:space="preserve"> in </w:t>
+      </w:r>
+      <w:r>
+        <w:rPr>
+          <w:rFonts w:ascii="Consolas" w:hAnsi="Consolas"/>
+        </w:rPr>
+        <w:t xml:space="preserve">src/training/trainers/_metrics_log.py</w:t>
+      </w:r>
+      <w:r>
+        <w:rPr/>
+        <w:t xml:space="preserve">).</w:t>
+      </w:r>
+    </w:p>
+    <w:p>
+      <w:r>
+        <w:rPr/>
+        <w:t xml:space="preserve">After re-examining the saved checkpoint metadata while preparing this revision, we also corrected the surrounding text. The Phase 1 world model converges at epoch 20 (best validation loss 0.3425), consistent with the previous statement. For Phase 2, the previous text claimed the decision transformer "plateaus by epoch 30"; the checkpoint metadata (</w:t>
       </w:r>
       <w:r>
         <w:rPr>
@@ -1254,7 +1314,7 @@
       </w:r>
       <w:r>
         <w:rPr/>
-        <w:t xml:space="preserve"> set for evaluation). We did not run a multi-seed ensemble because Phase 1 pretraining alone takes 13 hours on a Quadro RTX 8000 and the compute budget for this study did not allow multiple full Phase 1 runs. This is acknowledged as a limitation in the new "Other limitations" bullet list of Section 6.X:</w:t>
+        <w:t xml:space="preserve"> set for evaluation). We did not run a multi-seed ensemble because Phase 1 pretraining alone takes 13 hours on a Quadro RTX 8000 and the compute budget for this study did not allow multiple full Phase 1 runs. This is acknowledged as a limitation in the "Other limitations" bullet list of Section 7's Simulation-Based Evaluation and Limitations subsection:</w:t>
       </w:r>
     </w:p>
     <w:p>
@@ -1304,7 +1364,7 @@
     <w:p>
       <w:r>
         <w:rPr/>
-        <w:t xml:space="preserve">This is the same hardware referenced in the latency footnote (Response 6) and in the Table 1 caption, ensuring the training-time and inference-time hardware descriptions are consistent and traceable throughout the manuscript.</w:t>
+        <w:t xml:space="preserve">This is the same hardware referenced in the latency footnote (Response 6) and in the Table 10 caption, ensuring the training-time and inference-time hardware descriptions are consistent and traceable throughout the manuscript.</w:t>
       </w:r>
     </w:p>
     <w:p>
@@ -1337,7 +1397,7 @@
       </w:r>
       <w:r>
         <w:rPr/>
-        <w:t xml:space="preserve"> We have nonetheless taken the opportunity of this revision pass to harmonise British/American spelling within each section and to tighten several long sentences in Sections 3.1.2 and 4.1.</w:t>
+        <w:t xml:space="preserve"> We have nonetheless taken the opportunity of this revision pass to harmonise British/American spelling within each section, tighten several long sentences in Sections 3.1.2 and 4.1, and remove AI-writing-style patterns (significance inflation, formulaic "principal contribution" framing, uniform sentence length, generic positive conclusions) throughout the abstract, introduction, conclusion, and discussion. The numerical claims are unchanged.</w:t>
       </w:r>
     </w:p>
     <w:p>
@@ -1371,7 +1431,7 @@
       </w:r>
       <w:r>
         <w:rPr/>
-        <w:t xml:space="preserve"> — substituted everywhere as NVIDIA Quadro RTX 8000 (48 GB GDDR6, Turing TU102): latency footnote (Section 3.1.2), "Hardware and reproducibility" paragraph (Section 4.4), Table 1 caption, and the real-time performance paragraph (Section 6.X).</w:t>
+        <w:t xml:space="preserve"> — substituted everywhere as NVIDIA Quadro RTX 8000 (48 GB GDDR6, Turing TU102): latency footnote (Section 3.1.2), "Hardware and reproducibility" paragraph (Section 4.4), Table 10 caption, and the real-time performance paragraph (Section 7's Real-Time Inference subsection).</w:t>
       </w:r>
     </w:p>
     <w:p>
@@ -1390,7 +1450,7 @@
       </w:r>
       <w:r>
         <w:rPr/>
-        <w:t xml:space="preserve"> — stated honestly in the "Hardware and reproducibility" paragraph and in the "Other limitations" bullet of Section 6.X: a single training run per phase (seed 42), with the rationale that Phase 1 pretraining alone takes 13 hours and the compute budget did not allow a multi-seed ensemble.</w:t>
+        <w:t xml:space="preserve"> — stated honestly in the "Hardware and reproducibility" paragraph and in the "Other limitations" bullet of Section 7's Simulation-Based Evaluation and Limitations subsection: a single training run per phase (seed 42), with the rationale that Phase 1 pretraining alone takes 13 hours and the compute budget did not allow a multi-seed ensemble.</w:t>
       </w:r>
     </w:p>
     <w:p>
@@ -1454,17 +1514,47 @@
     <w:p>
       <w:r>
         <w:rPr/>
-        <w:t xml:space="preserve">The only items that remain as placeholders in the source are camera-ready figure artwork — the new component-level diagrams (Figs. 2, 3, 4 — encoder, world model, decision transformer), the dataset-examples grid (Fig. 5), the loss-curve plot (Fig. 6), and the real-time simulation screenshot (Fig. 7). Each placeholder contains explicit drawing or capture instructions, and all underlying data is available in the project repository (</w:t>
-      </w:r>
-      <w:r>
-        <w:rPr>
-          <w:rFonts w:ascii="Consolas" w:hAnsi="Consolas"/>
-        </w:rPr>
-        <w:t xml:space="preserve">outputs/</w:t>
-      </w:r>
-      <w:r>
-        <w:rPr/>
-        <w:t xml:space="preserve">) to regenerate the figures at submission time.</w:t>
+        <w:t xml:space="preserve">All figure placeholders that existed at the time of the original submission have been replaced with actual artwork: the architecture overview (now Fig. 2) is the existing rasterised flowchart with a typesetter note requesting vector replacement; the encoder, world-model, and decision-transformer component diagrams (Figs. 3, 4, 5) are PNGs rendered from TikZ standalone sources committed to the repository; the dataset-examples grid (Fig. 6) is generated from real LiDAR frames by </w:t>
+      </w:r>
+      <w:r>
+        <w:rPr>
+          <w:rFonts w:ascii="Consolas" w:hAnsi="Consolas"/>
+        </w:rPr>
+        <w:t xml:space="preserve">scripts/plot_dataset_examples.py</w:t>
+      </w:r>
+      <w:r>
+        <w:rPr/>
+        <w:t xml:space="preserve">; the loss-curve plot (Fig. 7) is generated from real per-epoch training metrics by </w:t>
+      </w:r>
+      <w:r>
+        <w:rPr>
+          <w:rFonts w:ascii="Consolas" w:hAnsi="Consolas"/>
+        </w:rPr>
+        <w:t xml:space="preserve">scripts/plot_training_curves.py</w:t>
+      </w:r>
+      <w:r>
+        <w:rPr/>
+        <w:t xml:space="preserve">; the real-time simulation screenshot (Fig. 11) is rendered from the actual </w:t>
+      </w:r>
+      <w:r>
+        <w:rPr>
+          <w:rFonts w:ascii="Consolas" w:hAnsi="Consolas"/>
+        </w:rPr>
+        <w:t xml:space="preserve">realtime_inference.py</w:t>
+      </w:r>
+      <w:r>
+        <w:rPr/>
+        <w:t xml:space="preserve"> UI layout by </w:t>
+      </w:r>
+      <w:r>
+        <w:rPr>
+          <w:rFonts w:ascii="Consolas" w:hAnsi="Consolas"/>
+        </w:rPr>
+        <w:t xml:space="preserve">scripts/render_simulator_screenshot.py</w:t>
+      </w:r>
+      <w:r>
+        <w:rPr/>
+        <w:t xml:space="preserve">.</w:t>
       </w:r>
     </w:p>
     <w:p>
